--- a/Docs/UI-UX/wireframe_uiux_nang_bac_luong.docx
+++ b/Docs/UI-UX/wireframe_uiux_nang_bac_luong.docx
@@ -235,6 +235,11 @@
       </w:r>
     </w:p>
     <w:p>
+      <w:r>
+        <w:t>Khi Status của đợt là Submitted, nút "Create Decision" xuất hiện; mở màn Lập/Sửa quyết định lương (Màn 5) với đúng đợt này đã được chọn sẵn. Nếu đợt đã có 1 quyết định chưa bị hủy, nút sẽ đổi thành "View Decision" và mở quyết định đó.</w:t>
+      </w:r>
+    </w:p>
+    <w:p>
       <w:pPr>
         <w:pStyle w:val="ListBullet"/>
       </w:pPr>
@@ -380,11 +385,62 @@
       </w:r>
     </w:p>
     <w:p>
+      <w:r>
+        <w:t>4. Màn 4 - Danh sách quyết định lương (Approver)</w:t>
+      </w:r>
+    </w:p>
+    <w:p/>
+    <w:p>
+      <w:r>
+        <w:t>Behavior chính</w:t>
+      </w:r>
+    </w:p>
+    <w:p>
+      <w:r>
+        <w:t>Là màn hiển thị khi Approver bấm "Salary Decisions" trên menu. Liệt kê mọi quyết định lương, bất kể trạng thái.</w:t>
+      </w:r>
+    </w:p>
+    <w:p>
+      <w:r>
+        <w:t>Mỗi dòng hiển thị Số quyết định, Đợt xét liên quan, Trạng thái (Draft, Applied, Cancelled), và Ngày hiệu lực.</w:t>
+      </w:r>
+    </w:p>
+    <w:p>
+      <w:r>
+        <w:t>Click 1 dòng đang Draft sẽ mở lại đúng màn Lập/Sửa quyết định (Màn 5) với dữ liệu đã nhập trước đó.</w:t>
+      </w:r>
+    </w:p>
+    <w:p>
+      <w:r>
+        <w:t>Click 1 dòng đã Applied hoặc Cancelled sẽ mở ở chế độ chỉ xem, không sửa được.</w:t>
+      </w:r>
+    </w:p>
+    <w:p>
+      <w:r>
+        <w:t>Nút "Create New" bắt buộc chọn 1 đợt xét đã Submitted trước; chỉ những đợt chưa có quyết định nào (chưa hủy) mới hiển thị để chọn.</w:t>
+      </w:r>
+    </w:p>
+    <w:p>
+      <w:r>
+        <w:t>Cho phép filter theo trạng thái và tìm theo số quyết định hoặc tên đợt xét.</w:t>
+      </w:r>
+    </w:p>
+    <w:p>
+      <w:r>
+        <w:t>Dữ liệu/bảng liên quan</w:t>
+      </w:r>
+    </w:p>
+    <w:p>
+      <w:r>
+        <w:t>HrSalaryDecision, HrSalaryReviewPeriod</w:t>
+      </w:r>
+    </w:p>
+    <w:p>
       <w:pPr>
         <w:pStyle w:val="Heading1"/>
       </w:pPr>
       <w:r>
-        <w:t>4. Màn 4 - Lập/Ban hành quyết định (Approver)</w:t>
+        <w:t>5. Màn 5 - Lập/Sửa quyết định lương (Approver)</w:t>
       </w:r>
       <w:r/>
       <w:r/>
@@ -444,7 +500,7 @@
     </w:p>
     <w:p>
       <w:r>
-        <w:t>Màn này dành cho Approver, sử dụng sau khi HR Staff đã nộp 1 đợt xét; danh sách nhân viên đã duyệt ở đây phản ánh đúng kết quả sàng lọc của HR Staff, nên không cần thêm màn xem lại riêng trước khi lập quyết định.</w:t>
+        <w:t>Có 2 cách vào màn này: (1) từ Chi tiết đợt xét, bấm "Create Decision" khi đợt đã Submitted — đợt đã được chọn sẵn; (2) từ Danh sách quyết định lương (Màn 4), bấm "Create New" — Approver phải tự chọn 1 đợt đã Submitted và chưa có quyết định nào (chưa hủy). Dù vào cách nào, danh sách nhân viên đã duyệt ở đây vẫn phản ánh đúng kết quả sàng lọc của HR Staff, nên không cần thêm màn xem lại riêng trước khi lập quyết định.</w:t>
       </w:r>
     </w:p>
     <w:p>
@@ -518,7 +574,7 @@
         <w:pStyle w:val="Heading1"/>
       </w:pPr>
       <w:r>
-        <w:t>5. Màn 5 - Lịch sử lương nhân viên (HR Staff / Approver)</w:t>
+        <w:t>6. Màn 6 - Lịch sử lương nhân viên (HR Staff / Approver)</w:t>
       </w:r>
       <w:r/>
       <w:r/>
@@ -634,7 +690,7 @@
         <w:pStyle w:val="Heading1"/>
       </w:pPr>
       <w:r>
-        <w:t>6. Luồng điều hướng đề xuất</w:t>
+        <w:t>7. Luồng điều hướng đề xuất</w:t>
       </w:r>
     </w:p>
     <w:p>
@@ -644,7 +700,7 @@
     </w:p>
     <w:p>
       <w:r>
-        <w:t>Luồng của Approver (sau khi đợt xét được nộp): Chi tiết đợt xét → Lập quyết định → Ban hành → Cập nhật lịch sử lương.</w:t>
+        <w:t>Luồng của Approver (sau khi đợt xét được nộp): Chi tiết đợt xét → Lập quyết định (hoặc Danh sách quyết định lương → Create New rồi chọn đợt) → Ban hành → Cập nhật lịch sử lương.</w:t>
       </w:r>
     </w:p>
     <w:p>
@@ -652,7 +708,7 @@
         <w:pStyle w:val="Heading1"/>
       </w:pPr>
       <w:r>
-        <w:t>7. Quy tắc UX dùng chung</w:t>
+        <w:t>8. Quy tắc UX dùng chung</w:t>
       </w:r>
     </w:p>
     <w:p>
@@ -725,7 +781,7 @@
         <w:pStyle w:val="Heading1"/>
       </w:pPr>
       <w:r>
-        <w:t>8. Mapping 8 bảng CSDL với UI</w:t>
+        <w:t>9. Mapping 8 bảng CSDL với UI</w:t>
       </w:r>
     </w:p>
     <w:tbl>
